--- a/examples/cli/visualize/out/from-markdown.docx
+++ b/examples/cli/visualize/out/from-markdown.docx
@@ -164,25 +164,11 @@
         <w:tblStyle w:val="TableGrid"/>
         <w:tblW w:w="5000" w:type="pct"/>
         <w:tblLook w:val="04A0" w:firstRow="1" w:lastRow="0" w:firstColumn="1" w:lastColumn="0" w:noHBand="0" w:noVBand="1"/>
-        <w:tblPrChange w:id="15" w:author="Agent" w:date="2026-10-02T15:00:00Z">
-          <w:tblPr>
-            <w:tblStyle w:val="TableGrid"/>
-            <w:tblW w:w="5000" w:type="pct"/>
-            <w:tblLook w:val="04A0" w:firstRow="1" w:lastRow="0" w:firstColumn="1" w:lastColumn="0" w:noHBand="0" w:noVBand="1"/>
-          </w:tblPr>
-        </w:tblPrChange>
       </w:tblPr>
       <w:tblGrid>
         <w:gridCol w:w="3120"/>
         <w:gridCol w:w="3120"/>
         <w:gridCol w:w="3120"/>
-        <w:tblGridChange w:id="16">
-          <w:tblGrid>
-            <w:gridCol w:w="3120"/>
-            <w:gridCol w:w="3120"/>
-            <w:gridCol w:w="3120"/>
-          </w:tblGrid>
-        </w:tblGridChange>
       </w:tblGrid>
       <w:tr>
         <w:trPr>
@@ -235,7 +221,7 @@
             <w:tcW w:w="3120" w:type="dxa"/>
           </w:tcPr>
           <w:p>
-            <w:ins w:author="Agent" w:id="17" w:date="2026-10-02T15:00:00Z">
+            <w:ins w:author="Agent" w:id="15" w:date="2026-10-02T15:00:00Z">
               <w:r>
                 <w:t>{~~Day 10~&gt;</w:t>
               </w:r>
@@ -243,7 +229,7 @@
             <w:r>
               <w:t>Day 15</w:t>
             </w:r>
-            <w:ins w:author="Agent" w:id="18" w:date="2026-10-02T15:00:00Z">
+            <w:ins w:author="Agent" w:id="16" w:date="2026-10-02T15:00:00Z">
               <w:r>
                 <w:t>~~}</w:t>
               </w:r>
@@ -306,7 +292,7 @@
       <w:r>
         <w:t>Each party shall keep the other's Confidential Information secret</w:t>
       </w:r>
-      <w:ins w:author="Agent" w:id="19" w:date="2026-10-02T15:00:00Z">
+      <w:ins w:author="Agent" w:id="17" w:date="2026-10-02T15:00:00Z">
         <w:r>
           <w:t xml:space="preserve"> for three years after this Agreement ends</w:t>
         </w:r>

--- a/examples/cli/visualize/out/from-markdown.docx
+++ b/examples/cli/visualize/out/from-markdown.docx
@@ -161,7 +161,6 @@
     </w:p>
     <w:tbl>
       <w:tblPr>
-        <w:tblStyle w:val="TableGrid"/>
         <w:tblW w:w="5000" w:type="pct"/>
         <w:tblLook w:val="04A0" w:firstRow="1" w:lastRow="0" w:firstColumn="1" w:lastColumn="0" w:noHBand="0" w:noVBand="1"/>
       </w:tblPr>
@@ -455,24 +454,6 @@
   <w:style w:type="paragraph" w:default="1" w:styleId="Normal">
     <w:name w:val="Normal"/>
     <w:qFormat/>
-  </w:style>
-  <w:style w:type="table" w:styleId="TableGrid">
-    <w:name w:val="Table Grid"/>
-    <w:basedOn w:val="TableNormal"/>
-    <w:uiPriority w:val="39"/>
-    <w:pPr>
-      <w:spacing w:after="0" w:line="240" w:lineRule="auto"/>
-    </w:pPr>
-    <w:tblPr>
-      <w:tblBorders>
-        <w:top w:val="single" w:sz="4" w:space="0" w:color="auto"/>
-        <w:left w:val="single" w:sz="4" w:space="0" w:color="auto"/>
-        <w:bottom w:val="single" w:sz="4" w:space="0" w:color="auto"/>
-        <w:right w:val="single" w:sz="4" w:space="0" w:color="auto"/>
-        <w:insideH w:val="single" w:sz="4" w:space="0" w:color="auto"/>
-        <w:insideV w:val="single" w:sz="4" w:space="0" w:color="auto"/>
-      </w:tblBorders>
-    </w:tblPr>
   </w:style>
   <w:style w:type="table" w:default="1" w:styleId="TableNormal">
     <w:name w:val="Normal Table"/>

--- a/examples/cli/visualize/out/from-markdown.docx
+++ b/examples/cli/visualize/out/from-markdown.docx
@@ -99,7 +99,7 @@
       </w:r>
       <w:ins w:author="Agent" w:id="9" w:date="2026-10-02T15:00:00Z">
         <w:r>
-          <w:t>.==}{&gt;&gt;Is one percent the statutory cap in Delaware?&lt;&lt;}</w:t>
+          <w:t>.</w:t>
         </w:r>
         <w:commentRangeEnd w:id="0"/>
         <w:r>
@@ -111,6 +111,11 @@
           <w:commentReference w:id="0"/>
         </w:r>
       </w:ins>
+      <w:ins w:author="Agent" w:id="11" w:date="2026-10-02T15:00:00Z">
+        <w:r>
+          <w:t>==}{&gt;&gt;Is one percent the statutory cap in Delaware?&lt;&lt;}</w:t>
+        </w:r>
+      </w:ins>
       <w:del w:author="Agent" w:id="10" w:date="2026-10-02T15:00:00Z">
         <w:r>
           <w:delText>.</w:delText>
@@ -129,12 +134,12 @@
       <w:r>
         <w:t xml:space="preserve">This Agreement begins on </w:t>
       </w:r>
-      <w:ins w:author="Agent" w:id="11" w:date="2026-10-02T15:00:00Z">
+      <w:ins w:author="Agent" w:id="12" w:date="2026-10-02T15:00:00Z">
         <w:r>
           <w:t>April</w:t>
         </w:r>
       </w:ins>
-      <w:del w:author="Agent" w:id="12" w:date="2026-10-02T15:00:00Z">
+      <w:del w:author="Agent" w:id="13" w:date="2026-10-02T15:00:00Z">
         <w:r>
           <w:delText>March</w:delText>
         </w:r>
@@ -142,7 +147,7 @@
       <w:r>
         <w:t xml:space="preserve"> 1, 2026 and continues until either party ends it with </w:t>
       </w:r>
-      <w:ins w:author="Agent" w:id="13" w:date="2026-10-02T15:00:00Z">
+      <w:ins w:author="Agent" w:id="14" w:date="2026-10-02T15:00:00Z">
         <w:r>
           <w:t>{--ninety days--}{++</w:t>
         </w:r>
@@ -150,7 +155,7 @@
       <w:r>
         <w:t>sixty days</w:t>
       </w:r>
-      <w:ins w:author="Agent" w:id="14" w:date="2026-10-02T15:00:00Z">
+      <w:ins w:author="Agent" w:id="15" w:date="2026-10-02T15:00:00Z">
         <w:r>
           <w:t>++}</w:t>
         </w:r>
@@ -161,6 +166,7 @@
     </w:p>
     <w:tbl>
       <w:tblPr>
+        <w:tblStyle w:val="TableGrid"/>
         <w:tblW w:w="5000" w:type="pct"/>
         <w:tblLook w:val="04A0" w:firstRow="1" w:lastRow="0" w:firstColumn="1" w:lastColumn="0" w:noHBand="0" w:noVBand="1"/>
       </w:tblPr>
@@ -220,7 +226,7 @@
             <w:tcW w:w="3120" w:type="dxa"/>
           </w:tcPr>
           <w:p>
-            <w:ins w:author="Agent" w:id="15" w:date="2026-10-02T15:00:00Z">
+            <w:ins w:author="Agent" w:id="16" w:date="2026-10-02T15:00:00Z">
               <w:r>
                 <w:t>{~~Day 10~&gt;</w:t>
               </w:r>
@@ -228,7 +234,7 @@
             <w:r>
               <w:t>Day 15</w:t>
             </w:r>
-            <w:ins w:author="Agent" w:id="16" w:date="2026-10-02T15:00:00Z">
+            <w:ins w:author="Agent" w:id="17" w:date="2026-10-02T15:00:00Z">
               <w:r>
                 <w:t>~~}</w:t>
               </w:r>
@@ -291,7 +297,7 @@
       <w:r>
         <w:t>Each party shall keep the other's Confidential Information secret</w:t>
       </w:r>
-      <w:ins w:author="Agent" w:id="17" w:date="2026-10-02T15:00:00Z">
+      <w:ins w:author="Agent" w:id="18" w:date="2026-10-02T15:00:00Z">
         <w:r>
           <w:t xml:space="preserve"> for three years after this Agreement ends</w:t>
         </w:r>
@@ -454,6 +460,24 @@
   <w:style w:type="paragraph" w:default="1" w:styleId="Normal">
     <w:name w:val="Normal"/>
     <w:qFormat/>
+  </w:style>
+  <w:style w:type="table" w:styleId="TableGrid">
+    <w:name w:val="Table Grid"/>
+    <w:basedOn w:val="TableNormal"/>
+    <w:uiPriority w:val="39"/>
+    <w:pPr>
+      <w:spacing w:after="0" w:line="240" w:lineRule="auto"/>
+    </w:pPr>
+    <w:tblPr>
+      <w:tblBorders>
+        <w:top w:val="single" w:sz="4" w:space="0" w:color="auto"/>
+        <w:left w:val="single" w:sz="4" w:space="0" w:color="auto"/>
+        <w:bottom w:val="single" w:sz="4" w:space="0" w:color="auto"/>
+        <w:right w:val="single" w:sz="4" w:space="0" w:color="auto"/>
+        <w:insideH w:val="single" w:sz="4" w:space="0" w:color="auto"/>
+        <w:insideV w:val="single" w:sz="4" w:space="0" w:color="auto"/>
+      </w:tblBorders>
+    </w:tblPr>
   </w:style>
   <w:style w:type="table" w:default="1" w:styleId="TableNormal">
     <w:name w:val="Normal Table"/>

--- a/examples/cli/visualize/out/from-markdown.docx
+++ b/examples/cli/visualize/out/from-markdown.docx
@@ -99,7 +99,7 @@
       </w:r>
       <w:ins w:author="Agent" w:id="9" w:date="2026-10-02T15:00:00Z">
         <w:r>
-          <w:t>.</w:t>
+          <w:t>.==}{&gt;&gt;Is one percent the statutory cap in Delaware?&lt;&lt;}</w:t>
         </w:r>
         <w:commentRangeEnd w:id="0"/>
         <w:r>
@@ -111,11 +111,6 @@
           <w:commentReference w:id="0"/>
         </w:r>
       </w:ins>
-      <w:ins w:author="Agent" w:id="11" w:date="2026-10-02T15:00:00Z">
-        <w:r>
-          <w:t>==}{&gt;&gt;Is one percent the statutory cap in Delaware?&lt;&lt;}</w:t>
-        </w:r>
-      </w:ins>
       <w:del w:author="Agent" w:id="10" w:date="2026-10-02T15:00:00Z">
         <w:r>
           <w:delText>.</w:delText>
@@ -134,12 +129,12 @@
       <w:r>
         <w:t xml:space="preserve">This Agreement begins on </w:t>
       </w:r>
-      <w:ins w:author="Agent" w:id="12" w:date="2026-10-02T15:00:00Z">
+      <w:ins w:author="Agent" w:id="11" w:date="2026-10-02T15:00:00Z">
         <w:r>
           <w:t>April</w:t>
         </w:r>
       </w:ins>
-      <w:del w:author="Agent" w:id="13" w:date="2026-10-02T15:00:00Z">
+      <w:del w:author="Agent" w:id="12" w:date="2026-10-02T15:00:00Z">
         <w:r>
           <w:delText>March</w:delText>
         </w:r>
@@ -147,15 +142,15 @@
       <w:r>
         <w:t xml:space="preserve"> 1, 2026 and continues until either party ends it with </w:t>
       </w:r>
+      <w:ins w:author="Agent" w:id="13" w:date="2026-10-02T15:00:00Z">
+        <w:r>
+          <w:t>{--ninety days--}{++</w:t>
+        </w:r>
+      </w:ins>
+      <w:r>
+        <w:t>sixty days</w:t>
+      </w:r>
       <w:ins w:author="Agent" w:id="14" w:date="2026-10-02T15:00:00Z">
-        <w:r>
-          <w:t>{--ninety days--}{++</w:t>
-        </w:r>
-      </w:ins>
-      <w:r>
-        <w:t>sixty days</w:t>
-      </w:r>
-      <w:ins w:author="Agent" w:id="15" w:date="2026-10-02T15:00:00Z">
         <w:r>
           <w:t>++}</w:t>
         </w:r>
@@ -166,7 +161,6 @@
     </w:p>
     <w:tbl>
       <w:tblPr>
-        <w:tblStyle w:val="TableGrid"/>
         <w:tblW w:w="5000" w:type="pct"/>
         <w:tblLook w:val="04A0" w:firstRow="1" w:lastRow="0" w:firstColumn="1" w:lastColumn="0" w:noHBand="0" w:noVBand="1"/>
       </w:tblPr>
@@ -226,7 +220,7 @@
             <w:tcW w:w="3120" w:type="dxa"/>
           </w:tcPr>
           <w:p>
-            <w:ins w:author="Agent" w:id="16" w:date="2026-10-02T15:00:00Z">
+            <w:ins w:author="Agent" w:id="15" w:date="2026-10-02T15:00:00Z">
               <w:r>
                 <w:t>{~~Day 10~&gt;</w:t>
               </w:r>
@@ -234,7 +228,7 @@
             <w:r>
               <w:t>Day 15</w:t>
             </w:r>
-            <w:ins w:author="Agent" w:id="17" w:date="2026-10-02T15:00:00Z">
+            <w:ins w:author="Agent" w:id="16" w:date="2026-10-02T15:00:00Z">
               <w:r>
                 <w:t>~~}</w:t>
               </w:r>
@@ -297,7 +291,7 @@
       <w:r>
         <w:t>Each party shall keep the other's Confidential Information secret</w:t>
       </w:r>
-      <w:ins w:author="Agent" w:id="18" w:date="2026-10-02T15:00:00Z">
+      <w:ins w:author="Agent" w:id="17" w:date="2026-10-02T15:00:00Z">
         <w:r>
           <w:t xml:space="preserve"> for three years after this Agreement ends</w:t>
         </w:r>
@@ -460,24 +454,6 @@
   <w:style w:type="paragraph" w:default="1" w:styleId="Normal">
     <w:name w:val="Normal"/>
     <w:qFormat/>
-  </w:style>
-  <w:style w:type="table" w:styleId="TableGrid">
-    <w:name w:val="Table Grid"/>
-    <w:basedOn w:val="TableNormal"/>
-    <w:uiPriority w:val="39"/>
-    <w:pPr>
-      <w:spacing w:after="0" w:line="240" w:lineRule="auto"/>
-    </w:pPr>
-    <w:tblPr>
-      <w:tblBorders>
-        <w:top w:val="single" w:sz="4" w:space="0" w:color="auto"/>
-        <w:left w:val="single" w:sz="4" w:space="0" w:color="auto"/>
-        <w:bottom w:val="single" w:sz="4" w:space="0" w:color="auto"/>
-        <w:right w:val="single" w:sz="4" w:space="0" w:color="auto"/>
-        <w:insideH w:val="single" w:sz="4" w:space="0" w:color="auto"/>
-        <w:insideV w:val="single" w:sz="4" w:space="0" w:color="auto"/>
-      </w:tblBorders>
-    </w:tblPr>
   </w:style>
   <w:style w:type="table" w:default="1" w:styleId="TableNormal">
     <w:name w:val="Normal Table"/>
